--- a/dissertation-docx/chapters/bab3.docx
+++ b/dissertation-docx/chapters/bab3.docx
@@ -566,7 +566,7 @@
         </w:r>
       </w:fldSimple>
       <w:r>
-        <w:t xml:space="preserve"> mengilustrasikan alur keseluruhan</w:t>
+        <w:t xml:space="preserve"> mengilustrasikan alur pengembangan model</w:t>
       </w:r>
       <w:r>
         <w:t xml:space="preserve"> </w:t>
@@ -594,7 +594,7 @@
       <w:r>
         <w:drawing>
           <wp:inline>
-            <wp:extent cx="5037455" cy="1610800"/>
+            <wp:extent cx="5037455" cy="1919133"/>
             <wp:effectExtent b="0" l="0" r="0" t="0"/>
             <wp:docPr descr="" title="" id="37" name="Picture"/>
             <a:graphic>
@@ -615,7 +615,7 @@
                   <pic:spPr bwMode="auto">
                     <a:xfrm>
                       <a:off x="0" y="0"/>
-                      <a:ext cx="5037455" cy="1610800"/>
+                      <a:ext cx="5037455" cy="1919133"/>
                     </a:xfrm>
                     <a:prstGeom prst="rect">
                       <a:avLst/>
@@ -655,87 +655,17 @@
         <w:t xml:space="preserve"> </w:t>
       </w:r>
       <w:r>
-        <w:t xml:space="preserve">Kerangka konseptual:</w:t>
-      </w:r>
-      <w:r>
-        <w:t xml:space="preserve"> </w:t>
-      </w:r>
-      <w:r>
-        <w:t xml:space="preserve">pendekatan diagnostik</w:t>
-      </w:r>
-      <w:r>
-        <w:t xml:space="preserve"> </w:t>
-      </w:r>
-      <w:r>
-        <w:t xml:space="preserve">(biru) menggunakan dataset</w:t>
-      </w:r>
-      <w:r>
-        <w:t xml:space="preserve"> </w:t>
-      </w:r>
-      <w:r>
-        <w:t xml:space="preserve">CWRU untuk</w:t>
-      </w:r>
-      <w:r>
-        <w:t xml:space="preserve"> </w:t>
-      </w:r>
-      <w:r>
-        <w:rPr>
-          <w:i/>
-          <w:iCs/>
-        </w:rPr>
-        <w:t xml:space="preserve">benchmark</w:t>
-      </w:r>
-      <w:r>
-        <w:t xml:space="preserve"> </w:t>
-      </w:r>
-      <w:r>
-        <w:t xml:space="preserve">algoritma</w:t>
-      </w:r>
-      <w:r>
-        <w:t xml:space="preserve"> </w:t>
-      </w:r>
-      <w:r>
-        <w:t xml:space="preserve">(kernel/pohon keputusan/</w:t>
-      </w:r>
-      <w:r>
-        <w:rPr>
-          <w:i/>
-          <w:iCs/>
-        </w:rPr>
-        <w:t xml:space="preserve">Deep Learning</w:t>
-      </w:r>
-      <w:r>
-        <w:t xml:space="preserve">) dan menghasilkan FSM sebagai</w:t>
-      </w:r>
-      <w:r>
-        <w:t xml:space="preserve"> </w:t>
-      </w:r>
-      <w:r>
-        <w:t xml:space="preserve">XAI level sinyal;</w:t>
-      </w:r>
-      <w:r>
-        <w:t xml:space="preserve"> </w:t>
-      </w:r>
-      <w:r>
-        <w:t xml:space="preserve">pendekatan prognostik</w:t>
-      </w:r>
-      <w:r>
-        <w:t xml:space="preserve"> </w:t>
-      </w:r>
-      <w:r>
-        <w:t xml:space="preserve">(hijau)</w:t>
-      </w:r>
-      <w:r>
-        <w:t xml:space="preserve"> </w:t>
-      </w:r>
-      <w:r>
-        <w:t xml:space="preserve">menggunakan tiga dataset prognostik untuk estimasi RUL dan pemetaan</w:t>
-      </w:r>
-      <w:r>
-        <w:t xml:space="preserve"> </w:t>
-      </w:r>
-      <w:r>
-        <w:t xml:space="preserve">BPFx melalui Top-</w:t>
+        <w:t xml:space="preserve">Kerangka pengembangan model: fondasi data dan praproses bersama (Bab III) menjadi masukan bagi dua alur pengembangan model; alur diagnostik (biru) mengembangkan model klasifikasi kerusakan (SVM/LR, DT/RF/XGBoost, WDCNN) secara iteratif hingga menghasilkan </w:t>
+      </w:r>
+      <w:r>
+        <w:rPr>
+          <w:i/>
+          <w:iCs/>
+        </w:rPr>
+        <w:t xml:space="preserve">Fault Signature Maps</w:t>
+      </w:r>
+      <w:r>
+        <w:t xml:space="preserve">, sedangkan alur prognostik (hijau) mengembangkan model estimasi RUL (Mamba-xLSTM, N-BEATS-xLSTM, SparseGate-TCN) dengan pemetaan BPFx melalui Top-</w:t>
       </w:r>
       <w:r>
         <w:rPr>
@@ -745,31 +675,7 @@
         <w:t xml:space="preserve">k</w:t>
       </w:r>
       <w:r>
-        <w:t xml:space="preserve"> </w:t>
-      </w:r>
-      <w:r>
-        <w:t xml:space="preserve">SAE.</w:t>
-      </w:r>
-      <w:r>
-        <w:t xml:space="preserve"> </w:t>
-      </w:r>
-      <w:r>
-        <w:t xml:space="preserve">Keduanya</w:t>
-      </w:r>
-      <w:r>
-        <w:t xml:space="preserve"> </w:t>
-      </w:r>
-      <w:r>
-        <w:t xml:space="preserve">berkonvergensi pada kerangka</w:t>
-      </w:r>
-      <w:r>
-        <w:t xml:space="preserve"> </w:t>
-      </w:r>
-      <w:r>
-        <w:t xml:space="preserve">PdM</w:t>
-      </w:r>
-      <w:r>
-        <w:t xml:space="preserve"> </w:t>
+        <w:t xml:space="preserve"> SAE. Keduanya berkonvergensi pada kerangka PdM </w:t>
       </w:r>
       <w:r>
         <w:rPr>
@@ -779,10 +685,7 @@
         <w:t xml:space="preserve">multi-tier</w:t>
       </w:r>
       <w:r>
-        <w:t xml:space="preserve"> </w:t>
-      </w:r>
-      <w:r>
-        <w:t xml:space="preserve">di Bab VI.</w:t>
+        <w:t xml:space="preserve"> di Bab VI.</w:t>
       </w:r>
     </w:p>
     <w:p>
@@ -1298,7 +1201,7 @@
         <w:t xml:space="preserve"> </w:t>
       </w:r>
       <w:r>
-        <w:t xml:space="preserve">(Edge IoT — Edge Server — Cloud/GPU) yang disintetiskan pada</w:t>
+        <w:t xml:space="preserve">(Edge IoT, Edge Server, hingga Cloud/GPU) yang disintetiskan pada</w:t>
       </w:r>
       <w:r>
         <w:t xml:space="preserve"> </w:t>
@@ -1440,6 +1343,11 @@
       <w:r>
         <w:t xml:space="preserve">Ringkasan karakteristik empat dataset yang digunakan dalam penelitian.</w:t>
       </w:r>
+    </w:p>
+    <w:p>
+      <w:pPr>
+        <w:pStyle w:val="Paragraf"/>
+      </w:pPr>
     </w:p>
     <w:tbl>
       <w:tblPr>
@@ -1448,6 +1356,14 @@
         <w:tblLook w:firstRow="1" w:lastRow="0" w:firstColumn="0" w:lastColumn="0" w:noHBand="0" w:noVBand="0" w:val="0020"/>
         <w:tblCaption w:val="Ringkasan karakteristik empat dataset yang digunakan dalam penelitian."/>
         <w:tblLayout w:type="fixed"/>
+        <w:tblBorders>
+          <w:top w:val="single" w:sz="4" w:space="0" w:color="auto"/>
+          <w:left w:val="single" w:sz="4" w:space="0" w:color="auto"/>
+          <w:bottom w:val="single" w:sz="4" w:space="0" w:color="auto"/>
+          <w:right w:val="single" w:sz="4" w:space="0" w:color="auto"/>
+          <w:insideH w:val="single" w:sz="4" w:space="0" w:color="auto"/>
+          <w:insideV w:val="single" w:sz="4" w:space="0" w:color="auto"/>
+        </w:tblBorders>
       </w:tblPr>
       <w:tblGrid>
         <w:gridCol w:w="1586"/>
@@ -2213,6 +2129,11 @@
         <w:t xml:space="preserve">54/13/33% (124/31/75 per kelas).</w:t>
       </w:r>
     </w:p>
+    <w:p>
+      <w:pPr>
+        <w:pStyle w:val="Paragraf"/>
+      </w:pPr>
+    </w:p>
     <w:tbl>
       <w:tblPr>
         <w:tblStyle w:val="Table"/>
@@ -2220,6 +2141,14 @@
         <w:tblLook w:firstRow="1" w:lastRow="0" w:firstColumn="0" w:lastColumn="0" w:noHBand="0" w:noVBand="0" w:val="0020"/>
         <w:tblCaption w:val="Sepuluh kelas kondisi dataset CWRU, lokasi, tingkat keparahan, dan jumlah sampel setelah temporal split 54/13/33% (124/31/75 per kelas)."/>
         <w:tblLayout w:type="fixed"/>
+        <w:tblBorders>
+          <w:top w:val="single" w:sz="4" w:space="0" w:color="auto"/>
+          <w:left w:val="single" w:sz="4" w:space="0" w:color="auto"/>
+          <w:bottom w:val="single" w:sz="4" w:space="0" w:color="auto"/>
+          <w:right w:val="single" w:sz="4" w:space="0" w:color="auto"/>
+          <w:insideH w:val="single" w:sz="4" w:space="0" w:color="auto"/>
+          <w:insideV w:val="single" w:sz="4" w:space="0" w:color="auto"/>
+        </w:tblBorders>
       </w:tblPr>
       <w:tblGrid>
         <w:gridCol w:w="991"/>
@@ -3962,7 +3891,7 @@
         <w:t xml:space="preserve">(</w:t>
       </w:r>
       <w:r>
-        <w:t xml:space="preserve">Suharto dan lainnya</w:t>
+        <w:t xml:space="preserve">Suharto dkk.</w:t>
       </w:r>
       <w:r>
         <w:t xml:space="preserve">, 2025)</w:t>
@@ -4196,6 +4125,11 @@
       <w:r>
         <w:t xml:space="preserve">Karakteristik dataset PHM2012 (FEMTO-PRONOSTIA).</w:t>
       </w:r>
+    </w:p>
+    <w:p>
+      <w:pPr>
+        <w:pStyle w:val="Paragraf"/>
+      </w:pPr>
     </w:p>
     <w:tbl>
       <w:tblPr>
@@ -4204,6 +4138,14 @@
         <w:tblLook w:firstRow="1" w:lastRow="0" w:firstColumn="0" w:lastColumn="0" w:noHBand="0" w:noVBand="0" w:val="0020"/>
         <w:tblCaption w:val="Karakteristik dataset PHM2012 (FEMTO-PRONOSTIA)."/>
         <w:tblLayout w:type="fixed"/>
+        <w:tblBorders>
+          <w:top w:val="single" w:sz="4" w:space="0" w:color="auto"/>
+          <w:left w:val="single" w:sz="4" w:space="0" w:color="auto"/>
+          <w:bottom w:val="single" w:sz="4" w:space="0" w:color="auto"/>
+          <w:right w:val="single" w:sz="4" w:space="0" w:color="auto"/>
+          <w:insideH w:val="single" w:sz="4" w:space="0" w:color="auto"/>
+          <w:insideV w:val="single" w:sz="4" w:space="0" w:color="auto"/>
+        </w:tblBorders>
       </w:tblPr>
       <w:tblGrid>
         <w:gridCol w:w="3966"/>
@@ -5254,6 +5196,11 @@
         <w:t xml:space="preserve">Pembagian set data PHM2012 (bearing-wise).</w:t>
       </w:r>
     </w:p>
+    <w:p>
+      <w:pPr>
+        <w:pStyle w:val="Paragraf"/>
+      </w:pPr>
+    </w:p>
     <w:tbl>
       <w:tblPr>
         <w:tblStyle w:val="Table"/>
@@ -5261,6 +5208,14 @@
         <w:tblLook w:firstRow="1" w:lastRow="0" w:firstColumn="0" w:lastColumn="0" w:noHBand="0" w:noVBand="0" w:val="0020"/>
         <w:tblCaption w:val="Pembagian set data PHM2012 (bearing-wise)."/>
         <w:tblLayout w:type="fixed"/>
+        <w:tblBorders>
+          <w:top w:val="single" w:sz="4" w:space="0" w:color="auto"/>
+          <w:left w:val="single" w:sz="4" w:space="0" w:color="auto"/>
+          <w:bottom w:val="single" w:sz="4" w:space="0" w:color="auto"/>
+          <w:right w:val="single" w:sz="4" w:space="0" w:color="auto"/>
+          <w:insideH w:val="single" w:sz="4" w:space="0" w:color="auto"/>
+          <w:insideV w:val="single" w:sz="4" w:space="0" w:color="auto"/>
+        </w:tblBorders>
       </w:tblPr>
       <w:tblGrid>
         <w:gridCol w:w="2644"/>
@@ -5524,7 +5479,7 @@
       <w:r>
         <w:drawing>
           <wp:inline>
-            <wp:extent cx="4785582" cy="2361889"/>
+            <wp:extent cx="4785582" cy="3085292"/>
             <wp:effectExtent b="0" l="0" r="0" t="0"/>
             <wp:docPr descr="" title="" id="55" name="Picture"/>
             <a:graphic>
@@ -5545,7 +5500,7 @@
                   <pic:spPr bwMode="auto">
                     <a:xfrm>
                       <a:off x="0" y="0"/>
-                      <a:ext cx="4785582" cy="2361889"/>
+                      <a:ext cx="4785582" cy="3085292"/>
                     </a:xfrm>
                     <a:prstGeom prst="rect">
                       <a:avLst/>
@@ -6048,6 +6003,11 @@
         <w:t xml:space="preserve">Karakteristik dataset XJTU-SY.</w:t>
       </w:r>
     </w:p>
+    <w:p>
+      <w:pPr>
+        <w:pStyle w:val="Paragraf"/>
+      </w:pPr>
+    </w:p>
     <w:tbl>
       <w:tblPr>
         <w:tblStyle w:val="Table"/>
@@ -6055,6 +6015,14 @@
         <w:tblLook w:firstRow="1" w:lastRow="0" w:firstColumn="0" w:lastColumn="0" w:noHBand="0" w:noVBand="0" w:val="0020"/>
         <w:tblCaption w:val="Karakteristik dataset XJTU-SY."/>
         <w:tblLayout w:type="fixed"/>
+        <w:tblBorders>
+          <w:top w:val="single" w:sz="4" w:space="0" w:color="auto"/>
+          <w:left w:val="single" w:sz="4" w:space="0" w:color="auto"/>
+          <w:bottom w:val="single" w:sz="4" w:space="0" w:color="auto"/>
+          <w:right w:val="single" w:sz="4" w:space="0" w:color="auto"/>
+          <w:insideH w:val="single" w:sz="4" w:space="0" w:color="auto"/>
+          <w:insideV w:val="single" w:sz="4" w:space="0" w:color="auto"/>
+        </w:tblBorders>
       </w:tblPr>
       <w:tblGrid>
         <w:gridCol w:w="3966"/>
@@ -6470,6 +6438,11 @@
         <w:t xml:space="preserve">Pembagian set data XJTU-SY (bearing-wise, 3 kondisi operasi).</w:t>
       </w:r>
     </w:p>
+    <w:p>
+      <w:pPr>
+        <w:pStyle w:val="Paragraf"/>
+      </w:pPr>
+    </w:p>
     <w:tbl>
       <w:tblPr>
         <w:tblStyle w:val="Table"/>
@@ -6477,6 +6450,14 @@
         <w:tblLook w:firstRow="1" w:lastRow="0" w:firstColumn="0" w:lastColumn="0" w:noHBand="0" w:noVBand="0" w:val="0020"/>
         <w:tblCaption w:val="Pembagian set data XJTU-SY (bearing-wise, 3 kondisi operasi)."/>
         <w:tblLayout w:type="fixed"/>
+        <w:tblBorders>
+          <w:top w:val="single" w:sz="4" w:space="0" w:color="auto"/>
+          <w:left w:val="single" w:sz="4" w:space="0" w:color="auto"/>
+          <w:bottom w:val="single" w:sz="4" w:space="0" w:color="auto"/>
+          <w:right w:val="single" w:sz="4" w:space="0" w:color="auto"/>
+          <w:insideH w:val="single" w:sz="4" w:space="0" w:color="auto"/>
+          <w:insideV w:val="single" w:sz="4" w:space="0" w:color="auto"/>
+        </w:tblBorders>
       </w:tblPr>
       <w:tblGrid>
         <w:gridCol w:w="2644"/>
@@ -6740,7 +6721,7 @@
       <w:r>
         <w:drawing>
           <wp:inline>
-            <wp:extent cx="4785582" cy="2387358"/>
+            <wp:extent cx="4785582" cy="3057142"/>
             <wp:effectExtent b="0" l="0" r="0" t="0"/>
             <wp:docPr descr="" title="" id="66" name="Picture"/>
             <a:graphic>
@@ -6761,7 +6742,7 @@
                   <pic:spPr bwMode="auto">
                     <a:xfrm>
                       <a:off x="0" y="0"/>
-                      <a:ext cx="4785582" cy="2387358"/>
+                      <a:ext cx="4785582" cy="3057142"/>
                     </a:xfrm>
                     <a:prstGeom prst="rect">
                       <a:avLst/>
@@ -6801,7 +6782,7 @@
         <w:t xml:space="preserve"> </w:t>
       </w:r>
       <w:r>
-        <w:t xml:space="preserve">Skema</w:t>
+        <w:t xml:space="preserve">Konfigurasi</w:t>
       </w:r>
       <w:r>
         <w:t xml:space="preserve"> </w:t>
@@ -6873,7 +6854,7 @@
         <w:t xml:space="preserve"> </w:t>
       </w:r>
       <w:r>
-        <w:t xml:space="preserve">horizontal (25,6 kHz) merekam getaran setiap 1 menit.</w:t>
+        <w:t xml:space="preserve">horizontal dan vertikal (25,6 kHz) merekam getaran setiap 1 menit.</w:t>
       </w:r>
       <w:r>
         <w:t xml:space="preserve"> </w:t>
@@ -6896,6 +6877,15 @@
           <w:iCs/>
         </w:rPr>
         <w:t xml:space="preserve">run-to-failure</w:t>
+      </w:r>
+      <w:r>
+        <w:t xml:space="preserve">. Diadaptasi dari</w:t>
+      </w:r>
+      <w:r>
+        <w:t xml:space="preserve"> </w:t>
+      </w:r>
+      <w:r>
+        <w:t xml:space="preserve">(Wang dkk., 2020)</w:t>
       </w:r>
       <w:r>
         <w:t xml:space="preserve">.</w:t>
@@ -7144,6 +7134,11 @@
       <w:r>
         <w:t xml:space="preserve">Karakteristik dataset IMS.</w:t>
       </w:r>
+    </w:p>
+    <w:p>
+      <w:pPr>
+        <w:pStyle w:val="Paragraf"/>
+      </w:pPr>
     </w:p>
     <w:tbl>
       <w:tblPr>
@@ -7152,6 +7147,14 @@
         <w:tblLook w:firstRow="1" w:lastRow="0" w:firstColumn="0" w:lastColumn="0" w:noHBand="0" w:noVBand="0" w:val="0020"/>
         <w:tblCaption w:val="Karakteristik dataset IMS."/>
         <w:tblLayout w:type="fixed"/>
+        <w:tblBorders>
+          <w:top w:val="single" w:sz="4" w:space="0" w:color="auto"/>
+          <w:left w:val="single" w:sz="4" w:space="0" w:color="auto"/>
+          <w:bottom w:val="single" w:sz="4" w:space="0" w:color="auto"/>
+          <w:right w:val="single" w:sz="4" w:space="0" w:color="auto"/>
+          <w:insideH w:val="single" w:sz="4" w:space="0" w:color="auto"/>
+          <w:insideV w:val="single" w:sz="4" w:space="0" w:color="auto"/>
+        </w:tblBorders>
       </w:tblPr>
       <w:tblGrid>
         <w:gridCol w:w="3966"/>
@@ -8152,7 +8155,7 @@
       <w:r>
         <w:drawing>
           <wp:inline>
-            <wp:extent cx="4533709" cy="2489150"/>
+            <wp:extent cx="4533709" cy="2915730"/>
             <wp:effectExtent b="0" l="0" r="0" t="0"/>
             <wp:docPr descr="" title="" id="72" name="Picture"/>
             <a:graphic>
@@ -8173,7 +8176,7 @@
                   <pic:spPr bwMode="auto">
                     <a:xfrm>
                       <a:off x="0" y="0"/>
-                      <a:ext cx="4533709" cy="2489150"/>
+                      <a:ext cx="4533709" cy="2915730"/>
                     </a:xfrm>
                     <a:prstGeom prst="rect">
                       <a:avLst/>
@@ -9783,7 +9786,7 @@
         <w:t xml:space="preserve"> </w:t>
       </w:r>
       <w:r>
-        <w:t xml:space="preserve">di mana puncak pada BPFO, BPFI, BSF, FTF, dan</w:t>
+        <w:t xml:space="preserve">tempat puncak pada BPFO, BPFI, BSF, FTF, dan</w:t>
       </w:r>
       <w:r>
         <w:t xml:space="preserve"> </w:t>
@@ -10914,7 +10917,7 @@
         <w:pStyle w:val="Paragraf"/>
       </w:pPr>
       <w:r>
-        <w:t xml:space="preserve">di mana</w:t>
+        <w:t xml:space="preserve">dengan</w:t>
       </w:r>
       <w:r>
         <w:t xml:space="preserve"> </w:t>
@@ -11667,13 +11670,16 @@
         <w:t xml:space="preserve"> </w:t>
       </w:r>
       <w:r>
-        <w:t xml:space="preserve">HI 5-D yang diekstraksi per rekaman melalui dekomposisi energi RMS</w:t>
-      </w:r>
-      <w:r>
-        <w:t xml:space="preserve"> </w:t>
-      </w:r>
-      <w:r>
-        <w:t xml:space="preserve">lima pita frekuensi. Input berbentuk</w:t>
+        <w:rPr>
+          <w:color w:val="008000"/>
+        </w:rPr>
+        <w:t xml:space="preserve">HI 36-D yang diekstraksi per rekaman, identik dengan representasi HI 36-D yang didefinisikan sebelumnya (18 fitur per kanal akselerometer: 9 fitur domain waktu dan 9 fitur domain frekuensi, termasuk lima energi pita).</w:t>
+      </w:r>
+      <w:r>
+        <w:t xml:space="preserve"> </w:t>
+      </w:r>
+      <w:r>
+        <w:t xml:space="preserve">Input berbentuk</w:t>
       </w:r>
       <w:r>
         <w:t xml:space="preserve"> </w:t>
@@ -11736,7 +11742,10 @@
               <m:t>×</m:t>
             </m:r>
             <m:r>
-              <m:t>5</m:t>
+              <w:rPr>
+                <w:color w:val="008000"/>
+              </w:rPr>
+              <m:t>36</m:t>
             </m:r>
           </m:sup>
         </m:sSup>
@@ -11783,7 +11792,16 @@
         <w:t xml:space="preserve"> </w:t>
       </w:r>
       <w:r>
-        <w:t xml:space="preserve">rekaman, masing-masing 5 fitur energi). Prosedur praproses prognostik</w:t>
+        <w:t xml:space="preserve">rekaman, masing-masing </w:t>
+      </w:r>
+      <w:r>
+        <w:rPr>
+          <w:color w:val="008000"/>
+        </w:rPr>
+        <w:t xml:space="preserve">36</w:t>
+      </w:r>
+      <w:r>
+        <w:t xml:space="preserve"> fitur energi). Prosedur praproses prognostik</w:t>
       </w:r>
       <w:r>
         <w:t xml:space="preserve"> </w:t>
@@ -12078,7 +12096,7 @@
         <w:pStyle w:val="Paragraf"/>
       </w:pPr>
       <w:r>
-        <w:t xml:space="preserve">di mana</w:t>
+        <w:t xml:space="preserve">dengan</w:t>
       </w:r>
       <w:r>
         <w:t xml:space="preserve"> </w:t>
@@ -13229,7 +13247,7 @@
         </w:numPr>
       </w:pPr>
       <w:r>
-        <w:t xml:space="preserve">di mana</w:t>
+        <w:t xml:space="preserve">dengan</w:t>
       </w:r>
       <w:r>
         <w:t xml:space="preserve"> </w:t>
@@ -13442,7 +13460,7 @@
         <w:t xml:space="preserve"> </w:t>
       </w:r>
       <w:r>
-        <w:t xml:space="preserve">sinyal di mana atribusi FSM meningkat secara monoton sejalan dengan</w:t>
+        <w:t xml:space="preserve">sinyal tempat atribusi FSM meningkat secara monoton sejalan dengan</w:t>
       </w:r>
       <w:r>
         <w:t xml:space="preserve"> </w:t>
@@ -13864,7 +13882,7 @@
         </w:numPr>
       </w:pPr>
       <w:r>
-        <w:t xml:space="preserve">di mana</w:t>
+        <w:t xml:space="preserve">dengan</w:t>
       </w:r>
       <w:r>
         <w:t xml:space="preserve"> </w:t>
@@ -14698,7 +14716,7 @@
         </w:numPr>
       </w:pPr>
       <w:r>
-        <w:t xml:space="preserve">di mana</w:t>
+        <w:t xml:space="preserve">dengan</w:t>
       </w:r>
       <w:r>
         <w:t xml:space="preserve"> </w:t>
@@ -15133,7 +15151,7 @@
         <w:pStyle w:val="Paragraf"/>
       </w:pPr>
       <w:r>
-        <w:t xml:space="preserve">di mana</w:t>
+        <w:t xml:space="preserve">dengan</w:t>
       </w:r>
       <w:r>
         <w:t xml:space="preserve"> </w:t>
@@ -16570,7 +16588,7 @@
         <w:pStyle w:val="Paragraf"/>
       </w:pPr>
       <w:r>
-        <w:t xml:space="preserve">di mana</w:t>
+        <w:t xml:space="preserve">dengan</w:t>
       </w:r>
       <w:r>
         <w:t xml:space="preserve"> </w:t>
@@ -16964,7 +16982,7 @@
         <w:pStyle w:val="Paragraf"/>
       </w:pPr>
       <w:r>
-        <w:t xml:space="preserve">di mana persentil dihitung dari distribusi empiris</w:t>
+        <w:t xml:space="preserve">dengan persentil dihitung dari distribusi empiris</w:t>
       </w:r>
       <w:r>
         <w:t xml:space="preserve"> </w:t>
@@ -17397,13 +17415,13 @@
         <w:t xml:space="preserve"> </w:t>
       </w:r>
       <w:r>
-        <w:t xml:space="preserve">dominan per pasangan (dataset, arsitektur) ditetapkan sebagai luaran primer—menghasilkan</w:t>
-      </w:r>
-      <w:r>
-        <w:t xml:space="preserve"> </w:t>
-      </w:r>
-      <w:r>
-        <w:t xml:space="preserve">12 uji primer atas 3 dataset valid × 4 BPFx—dengan ambang signifikansi setara</w:t>
+        <w:t xml:space="preserve">dominan per pasangan (dataset, arsitektur) ditetapkan sebagai luaran primer, menghasilkan</w:t>
+      </w:r>
+      <w:r>
+        <w:t xml:space="preserve"> </w:t>
+      </w:r>
+      <w:r>
+        <w:t xml:space="preserve">12 uji primer atas 3 dataset valid × 4 BPFx, dengan ambang signifikansi setara</w:t>
       </w:r>
       <w:r>
         <w:t xml:space="preserve"> </w:t>
@@ -17772,6 +17790,11 @@
         <w:t xml:space="preserve">.</w:t>
       </w:r>
     </w:p>
+    <w:p>
+      <w:pPr>
+        <w:pStyle w:val="Paragraf"/>
+      </w:pPr>
+    </w:p>
     <w:tbl>
       <w:tblPr>
         <w:tblStyle w:val="Table"/>
@@ -17779,6 +17802,14 @@
         <w:tblLook w:firstRow="1" w:lastRow="0" w:firstColumn="0" w:lastColumn="0" w:noHBand="0" w:noVBand="0" w:val="0020"/>
         <w:tblCaption w:val="Infrastruktur komputasi yang digunakan dalam seluruh eksperimen diagnostik dan prognostik."/>
         <w:tblLayout w:type="fixed"/>
+        <w:tblBorders>
+          <w:top w:val="single" w:sz="4" w:space="0" w:color="auto"/>
+          <w:left w:val="single" w:sz="4" w:space="0" w:color="auto"/>
+          <w:bottom w:val="single" w:sz="4" w:space="0" w:color="auto"/>
+          <w:right w:val="single" w:sz="4" w:space="0" w:color="auto"/>
+          <w:insideH w:val="single" w:sz="4" w:space="0" w:color="auto"/>
+          <w:insideV w:val="single" w:sz="4" w:space="0" w:color="auto"/>
+        </w:tblBorders>
       </w:tblPr>
       <w:tblGrid>
         <w:gridCol w:w="3966"/>
